--- a/Report.docx
+++ b/Report.docx
@@ -4,6 +4,9 @@
   <w:body>
     <w:p>
       <w:r>
+        <w:rPr>
+          <w:noProof/>
+        </w:rPr>
         <w:drawing>
           <wp:inline distT="0" distB="0" distL="0" distR="0" wp14:anchorId="04D190F1" wp14:editId="6BE378A9">
             <wp:extent cx="5940425" cy="3363595"/>
@@ -44,9 +47,9 @@
     <w:p/>
     <w:p>
       <w:r>
-        <w:t>Самые</w:t>
-      </w:r>
-      <w:r>
+        <w:rPr>
+          <w:noProof/>
+        </w:rPr>
         <w:drawing>
           <wp:inline distT="0" distB="0" distL="0" distR="0" wp14:anchorId="4FCC0908" wp14:editId="293C9BC3">
             <wp:extent cx="5940425" cy="4458970"/>
@@ -87,6 +90,127 @@
     <w:p>
       <w:r>
         <w:t>Самые популярные товары на каждой точке</w:t>
+      </w:r>
+    </w:p>
+    <w:p>
+      <w:pPr>
+        <w:rPr>
+          <w:noProof/>
+        </w:rPr>
+      </w:pPr>
+    </w:p>
+    <w:p>
+      <w:r>
+        <w:rPr>
+          <w:noProof/>
+        </w:rPr>
+        <w:lastRenderedPageBreak/>
+        <w:drawing>
+          <wp:inline distT="0" distB="0" distL="0" distR="0" wp14:anchorId="746CF815" wp14:editId="12FD102B">
+            <wp:extent cx="5585460" cy="5054915"/>
+            <wp:effectExtent l="0" t="0" r="0" b="0"/>
+            <wp:docPr id="5" name="Рисунок 5"/>
+            <wp:cNvGraphicFramePr>
+              <a:graphicFrameLocks xmlns:a="http://schemas.openxmlformats.org/drawingml/2006/main" noChangeAspect="1"/>
+            </wp:cNvGraphicFramePr>
+            <a:graphic xmlns:a="http://schemas.openxmlformats.org/drawingml/2006/main">
+              <a:graphicData uri="http://schemas.openxmlformats.org/drawingml/2006/picture">
+                <pic:pic xmlns:pic="http://schemas.openxmlformats.org/drawingml/2006/picture">
+                  <pic:nvPicPr>
+                    <pic:cNvPr id="1" name=""/>
+                    <pic:cNvPicPr/>
+                  </pic:nvPicPr>
+                  <pic:blipFill rotWithShape="1">
+                    <a:blip r:embed="rId6"/>
+                    <a:srcRect l="19755" t="7526" r="31630" b="14253"/>
+                    <a:stretch/>
+                  </pic:blipFill>
+                  <pic:spPr bwMode="auto">
+                    <a:xfrm>
+                      <a:off x="0" y="0"/>
+                      <a:ext cx="5595351" cy="5063867"/>
+                    </a:xfrm>
+                    <a:prstGeom prst="rect">
+                      <a:avLst/>
+                    </a:prstGeom>
+                    <a:ln>
+                      <a:noFill/>
+                    </a:ln>
+                    <a:extLst>
+                      <a:ext uri="{53640926-AAD7-44D8-BBD7-CCE9431645EC}">
+                        <a14:shadowObscured xmlns:a14="http://schemas.microsoft.com/office/drawing/2010/main"/>
+                      </a:ext>
+                    </a:extLst>
+                  </pic:spPr>
+                </pic:pic>
+              </a:graphicData>
+            </a:graphic>
+          </wp:inline>
+        </w:drawing>
+      </w:r>
+    </w:p>
+    <w:p>
+      <w:r>
+        <w:t>Топ-10 самых популярных товаров</w:t>
+      </w:r>
+    </w:p>
+    <w:p>
+      <w:pPr>
+        <w:rPr>
+          <w:lang w:val="en-US"/>
+        </w:rPr>
+      </w:pPr>
+      <w:r>
+        <w:rPr>
+          <w:lang w:val="en-US"/>
+        </w:rPr>
+        <w:drawing>
+          <wp:inline distT="0" distB="0" distL="0" distR="0" wp14:anchorId="04E7DB61" wp14:editId="230FC192">
+            <wp:extent cx="5551805" cy="3299460"/>
+            <wp:effectExtent l="0" t="0" r="0" b="0"/>
+            <wp:docPr id="6" name="Рисунок 6"/>
+            <wp:cNvGraphicFramePr>
+              <a:graphicFrameLocks xmlns:a="http://schemas.openxmlformats.org/drawingml/2006/main" noChangeAspect="1"/>
+            </wp:cNvGraphicFramePr>
+            <a:graphic xmlns:a="http://schemas.openxmlformats.org/drawingml/2006/main">
+              <a:graphicData uri="http://schemas.openxmlformats.org/drawingml/2006/picture">
+                <pic:pic xmlns:pic="http://schemas.openxmlformats.org/drawingml/2006/picture">
+                  <pic:nvPicPr>
+                    <pic:cNvPr id="1" name=""/>
+                    <pic:cNvPicPr/>
+                  </pic:nvPicPr>
+                  <pic:blipFill rotWithShape="1">
+                    <a:blip r:embed="rId7"/>
+                    <a:srcRect b="2255"/>
+                    <a:stretch/>
+                  </pic:blipFill>
+                  <pic:spPr bwMode="auto">
+                    <a:xfrm>
+                      <a:off x="0" y="0"/>
+                      <a:ext cx="5557729" cy="3302981"/>
+                    </a:xfrm>
+                    <a:prstGeom prst="rect">
+                      <a:avLst/>
+                    </a:prstGeom>
+                    <a:ln>
+                      <a:noFill/>
+                    </a:ln>
+                    <a:extLst>
+                      <a:ext uri="{53640926-AAD7-44D8-BBD7-CCE9431645EC}">
+                        <a14:shadowObscured xmlns:a14="http://schemas.microsoft.com/office/drawing/2010/main"/>
+                      </a:ext>
+                    </a:extLst>
+                  </pic:spPr>
+                </pic:pic>
+              </a:graphicData>
+            </a:graphic>
+          </wp:inline>
+        </w:drawing>
+      </w:r>
+    </w:p>
+    <w:p>
+      <w:r>
+        <w:t>Продажи по месяцам</w:t>
       </w:r>
     </w:p>
     <w:sectPr>

--- a/Report.docx
+++ b/Report.docx
@@ -4,14 +4,11 @@
   <w:body>
     <w:p>
       <w:r>
-        <w:rPr>
-          <w:noProof/>
-        </w:rPr>
-        <w:drawing>
-          <wp:inline distT="0" distB="0" distL="0" distR="0" wp14:anchorId="04D190F1" wp14:editId="6BE378A9">
-            <wp:extent cx="5940425" cy="3363595"/>
-            <wp:effectExtent l="0" t="0" r="3175" b="8255"/>
-            <wp:docPr id="1" name="Рисунок 1"/>
+        <w:drawing>
+          <wp:inline distT="0" distB="0" distL="0" distR="0" wp14:anchorId="662792B6" wp14:editId="043A6A72">
+            <wp:extent cx="5348605" cy="3649980"/>
+            <wp:effectExtent l="0" t="0" r="4445" b="7620"/>
+            <wp:docPr id="7" name="Рисунок 7"/>
             <wp:cNvGraphicFramePr>
               <a:graphicFrameLocks xmlns:a="http://schemas.openxmlformats.org/drawingml/2006/main" noChangeAspect="1"/>
             </wp:cNvGraphicFramePr>
@@ -31,30 +28,26 @@
                   <pic:spPr>
                     <a:xfrm>
                       <a:off x="0" y="0"/>
-                      <a:ext cx="5940425" cy="3363595"/>
-                    </a:xfrm>
-                    <a:prstGeom prst="rect">
-                      <a:avLst/>
-                    </a:prstGeom>
-                  </pic:spPr>
-                </pic:pic>
-              </a:graphicData>
-            </a:graphic>
-          </wp:inline>
-        </w:drawing>
-      </w:r>
-    </w:p>
-    <w:p/>
-    <w:p>
-      <w:r>
-        <w:rPr>
-          <w:noProof/>
-        </w:rPr>
-        <w:drawing>
-          <wp:inline distT="0" distB="0" distL="0" distR="0" wp14:anchorId="4FCC0908" wp14:editId="293C9BC3">
-            <wp:extent cx="5940425" cy="4458970"/>
-            <wp:effectExtent l="0" t="0" r="3175" b="0"/>
-            <wp:docPr id="2" name="Рисунок 2"/>
+                      <a:ext cx="5357479" cy="3656036"/>
+                    </a:xfrm>
+                    <a:prstGeom prst="rect">
+                      <a:avLst/>
+                    </a:prstGeom>
+                  </pic:spPr>
+                </pic:pic>
+              </a:graphicData>
+            </a:graphic>
+          </wp:inline>
+        </w:drawing>
+      </w:r>
+    </w:p>
+    <w:p>
+      <w:r>
+        <w:drawing>
+          <wp:inline distT="0" distB="0" distL="0" distR="0" wp14:anchorId="0CF393BB" wp14:editId="7777176A">
+            <wp:extent cx="1493649" cy="1539373"/>
+            <wp:effectExtent l="0" t="0" r="0" b="3810"/>
+            <wp:docPr id="8" name="Рисунок 8"/>
             <wp:cNvGraphicFramePr>
               <a:graphicFrameLocks xmlns:a="http://schemas.openxmlformats.org/drawingml/2006/main" noChangeAspect="1"/>
             </wp:cNvGraphicFramePr>
@@ -74,42 +67,29 @@
                   <pic:spPr>
                     <a:xfrm>
                       <a:off x="0" y="0"/>
-                      <a:ext cx="5940425" cy="4458970"/>
-                    </a:xfrm>
-                    <a:prstGeom prst="rect">
-                      <a:avLst/>
-                    </a:prstGeom>
-                  </pic:spPr>
-                </pic:pic>
-              </a:graphicData>
-            </a:graphic>
-          </wp:inline>
-        </w:drawing>
-      </w:r>
-    </w:p>
-    <w:p>
-      <w:r>
-        <w:t>Самые популярные товары на каждой точке</w:t>
-      </w:r>
-    </w:p>
-    <w:p>
-      <w:pPr>
+                      <a:ext cx="1493649" cy="1539373"/>
+                    </a:xfrm>
+                    <a:prstGeom prst="rect">
+                      <a:avLst/>
+                    </a:prstGeom>
+                  </pic:spPr>
+                </pic:pic>
+              </a:graphicData>
+            </a:graphic>
+          </wp:inline>
+        </w:drawing>
+      </w:r>
+    </w:p>
+    <w:p>
+      <w:r>
         <w:rPr>
           <w:noProof/>
         </w:rPr>
-      </w:pPr>
-    </w:p>
-    <w:p>
-      <w:r>
-        <w:rPr>
-          <w:noProof/>
-        </w:rPr>
-        <w:lastRenderedPageBreak/>
-        <w:drawing>
-          <wp:inline distT="0" distB="0" distL="0" distR="0" wp14:anchorId="746CF815" wp14:editId="12FD102B">
-            <wp:extent cx="5585460" cy="5054915"/>
+        <w:drawing>
+          <wp:inline distT="0" distB="0" distL="0" distR="0" wp14:anchorId="5305517F" wp14:editId="5E382991">
+            <wp:extent cx="5531485" cy="3771900"/>
             <wp:effectExtent l="0" t="0" r="0" b="0"/>
-            <wp:docPr id="5" name="Рисунок 5"/>
+            <wp:docPr id="11" name="Рисунок 11"/>
             <wp:cNvGraphicFramePr>
               <a:graphicFrameLocks xmlns:a="http://schemas.openxmlformats.org/drawingml/2006/main" noChangeAspect="1"/>
             </wp:cNvGraphicFramePr>
@@ -122,13 +102,13 @@
                   </pic:nvPicPr>
                   <pic:blipFill rotWithShape="1">
                     <a:blip r:embed="rId6"/>
-                    <a:srcRect l="19755" t="7526" r="31630" b="14253"/>
+                    <a:srcRect l="5003" t="10946" r="32528" b="9464"/>
                     <a:stretch/>
                   </pic:blipFill>
                   <pic:spPr bwMode="auto">
                     <a:xfrm>
                       <a:off x="0" y="0"/>
-                      <a:ext cx="5595351" cy="5063867"/>
+                      <a:ext cx="5547649" cy="3782922"/>
                     </a:xfrm>
                     <a:prstGeom prst="rect">
                       <a:avLst/>
@@ -151,6 +131,620 @@
     </w:p>
     <w:p>
       <w:r>
+        <w:lastRenderedPageBreak/>
+        <w:drawing>
+          <wp:inline distT="0" distB="0" distL="0" distR="0" wp14:anchorId="5A7E1931" wp14:editId="3299576D">
+            <wp:extent cx="1493649" cy="1478408"/>
+            <wp:effectExtent l="0" t="0" r="0" b="7620"/>
+            <wp:docPr id="12" name="Рисунок 12"/>
+            <wp:cNvGraphicFramePr>
+              <a:graphicFrameLocks xmlns:a="http://schemas.openxmlformats.org/drawingml/2006/main" noChangeAspect="1"/>
+            </wp:cNvGraphicFramePr>
+            <a:graphic xmlns:a="http://schemas.openxmlformats.org/drawingml/2006/main">
+              <a:graphicData uri="http://schemas.openxmlformats.org/drawingml/2006/picture">
+                <pic:pic xmlns:pic="http://schemas.openxmlformats.org/drawingml/2006/picture">
+                  <pic:nvPicPr>
+                    <pic:cNvPr id="1" name=""/>
+                    <pic:cNvPicPr/>
+                  </pic:nvPicPr>
+                  <pic:blipFill>
+                    <a:blip r:embed="rId7"/>
+                    <a:stretch>
+                      <a:fillRect/>
+                    </a:stretch>
+                  </pic:blipFill>
+                  <pic:spPr>
+                    <a:xfrm>
+                      <a:off x="0" y="0"/>
+                      <a:ext cx="1493649" cy="1478408"/>
+                    </a:xfrm>
+                    <a:prstGeom prst="rect">
+                      <a:avLst/>
+                    </a:prstGeom>
+                  </pic:spPr>
+                </pic:pic>
+              </a:graphicData>
+            </a:graphic>
+          </wp:inline>
+        </w:drawing>
+      </w:r>
+    </w:p>
+    <w:p>
+      <w:pPr>
+        <w:rPr>
+          <w:noProof/>
+        </w:rPr>
+      </w:pPr>
+    </w:p>
+    <w:p>
+      <w:r>
+        <w:rPr>
+          <w:noProof/>
+        </w:rPr>
+        <w:drawing>
+          <wp:inline distT="0" distB="0" distL="0" distR="0" wp14:anchorId="40C03BE1" wp14:editId="0B8FC55E">
+            <wp:extent cx="5463540" cy="3900923"/>
+            <wp:effectExtent l="0" t="0" r="3810" b="4445"/>
+            <wp:docPr id="1" name="Рисунок 1"/>
+            <wp:cNvGraphicFramePr>
+              <a:graphicFrameLocks xmlns:a="http://schemas.openxmlformats.org/drawingml/2006/main" noChangeAspect="1"/>
+            </wp:cNvGraphicFramePr>
+            <a:graphic xmlns:a="http://schemas.openxmlformats.org/drawingml/2006/main">
+              <a:graphicData uri="http://schemas.openxmlformats.org/drawingml/2006/picture">
+                <pic:pic xmlns:pic="http://schemas.openxmlformats.org/drawingml/2006/picture">
+                  <pic:nvPicPr>
+                    <pic:cNvPr id="1" name=""/>
+                    <pic:cNvPicPr/>
+                  </pic:nvPicPr>
+                  <pic:blipFill rotWithShape="1">
+                    <a:blip r:embed="rId8"/>
+                    <a:srcRect l="8594" t="8210" r="29065" b="12656"/>
+                    <a:stretch/>
+                  </pic:blipFill>
+                  <pic:spPr bwMode="auto">
+                    <a:xfrm>
+                      <a:off x="0" y="0"/>
+                      <a:ext cx="5480482" cy="3913019"/>
+                    </a:xfrm>
+                    <a:prstGeom prst="rect">
+                      <a:avLst/>
+                    </a:prstGeom>
+                    <a:ln>
+                      <a:noFill/>
+                    </a:ln>
+                    <a:extLst>
+                      <a:ext uri="{53640926-AAD7-44D8-BBD7-CCE9431645EC}">
+                        <a14:shadowObscured xmlns:a14="http://schemas.microsoft.com/office/drawing/2010/main"/>
+                      </a:ext>
+                    </a:extLst>
+                  </pic:spPr>
+                </pic:pic>
+              </a:graphicData>
+            </a:graphic>
+          </wp:inline>
+        </w:drawing>
+      </w:r>
+    </w:p>
+    <w:p>
+      <w:r>
+        <w:drawing>
+          <wp:inline distT="0" distB="0" distL="0" distR="0" wp14:anchorId="774E9BD2" wp14:editId="1DBCC0FA">
+            <wp:extent cx="1425063" cy="1516511"/>
+            <wp:effectExtent l="0" t="0" r="3810" b="7620"/>
+            <wp:docPr id="13" name="Рисунок 13"/>
+            <wp:cNvGraphicFramePr>
+              <a:graphicFrameLocks xmlns:a="http://schemas.openxmlformats.org/drawingml/2006/main" noChangeAspect="1"/>
+            </wp:cNvGraphicFramePr>
+            <a:graphic xmlns:a="http://schemas.openxmlformats.org/drawingml/2006/main">
+              <a:graphicData uri="http://schemas.openxmlformats.org/drawingml/2006/picture">
+                <pic:pic xmlns:pic="http://schemas.openxmlformats.org/drawingml/2006/picture">
+                  <pic:nvPicPr>
+                    <pic:cNvPr id="1" name=""/>
+                    <pic:cNvPicPr/>
+                  </pic:nvPicPr>
+                  <pic:blipFill>
+                    <a:blip r:embed="rId9"/>
+                    <a:stretch>
+                      <a:fillRect/>
+                    </a:stretch>
+                  </pic:blipFill>
+                  <pic:spPr>
+                    <a:xfrm>
+                      <a:off x="0" y="0"/>
+                      <a:ext cx="1425063" cy="1516511"/>
+                    </a:xfrm>
+                    <a:prstGeom prst="rect">
+                      <a:avLst/>
+                    </a:prstGeom>
+                  </pic:spPr>
+                </pic:pic>
+              </a:graphicData>
+            </a:graphic>
+          </wp:inline>
+        </w:drawing>
+      </w:r>
+    </w:p>
+    <w:p>
+      <w:pPr>
+        <w:rPr>
+          <w:noProof/>
+        </w:rPr>
+      </w:pPr>
+    </w:p>
+    <w:p>
+      <w:r>
+        <w:rPr>
+          <w:noProof/>
+        </w:rPr>
+        <w:lastRenderedPageBreak/>
+        <w:drawing>
+          <wp:inline distT="0" distB="0" distL="0" distR="0" wp14:anchorId="7DFB3C03" wp14:editId="708049D6">
+            <wp:extent cx="5311140" cy="3992347"/>
+            <wp:effectExtent l="0" t="0" r="3810" b="8255"/>
+            <wp:docPr id="14" name="Рисунок 14"/>
+            <wp:cNvGraphicFramePr>
+              <a:graphicFrameLocks xmlns:a="http://schemas.openxmlformats.org/drawingml/2006/main" noChangeAspect="1"/>
+            </wp:cNvGraphicFramePr>
+            <a:graphic xmlns:a="http://schemas.openxmlformats.org/drawingml/2006/main">
+              <a:graphicData uri="http://schemas.openxmlformats.org/drawingml/2006/picture">
+                <pic:pic xmlns:pic="http://schemas.openxmlformats.org/drawingml/2006/picture">
+                  <pic:nvPicPr>
+                    <pic:cNvPr id="1" name=""/>
+                    <pic:cNvPicPr/>
+                  </pic:nvPicPr>
+                  <pic:blipFill rotWithShape="1">
+                    <a:blip r:embed="rId10"/>
+                    <a:srcRect l="13212" t="13683" r="29962" b="10376"/>
+                    <a:stretch/>
+                  </pic:blipFill>
+                  <pic:spPr bwMode="auto">
+                    <a:xfrm>
+                      <a:off x="0" y="0"/>
+                      <a:ext cx="5319155" cy="3998372"/>
+                    </a:xfrm>
+                    <a:prstGeom prst="rect">
+                      <a:avLst/>
+                    </a:prstGeom>
+                    <a:ln>
+                      <a:noFill/>
+                    </a:ln>
+                    <a:extLst>
+                      <a:ext uri="{53640926-AAD7-44D8-BBD7-CCE9431645EC}">
+                        <a14:shadowObscured xmlns:a14="http://schemas.microsoft.com/office/drawing/2010/main"/>
+                      </a:ext>
+                    </a:extLst>
+                  </pic:spPr>
+                </pic:pic>
+              </a:graphicData>
+            </a:graphic>
+          </wp:inline>
+        </w:drawing>
+      </w:r>
+    </w:p>
+    <w:p>
+      <w:r>
+        <w:drawing>
+          <wp:inline distT="0" distB="0" distL="0" distR="0" wp14:anchorId="215057F2" wp14:editId="224AA3A0">
+            <wp:extent cx="1417443" cy="1554615"/>
+            <wp:effectExtent l="0" t="0" r="0" b="7620"/>
+            <wp:docPr id="15" name="Рисунок 15"/>
+            <wp:cNvGraphicFramePr>
+              <a:graphicFrameLocks xmlns:a="http://schemas.openxmlformats.org/drawingml/2006/main" noChangeAspect="1"/>
+            </wp:cNvGraphicFramePr>
+            <a:graphic xmlns:a="http://schemas.openxmlformats.org/drawingml/2006/main">
+              <a:graphicData uri="http://schemas.openxmlformats.org/drawingml/2006/picture">
+                <pic:pic xmlns:pic="http://schemas.openxmlformats.org/drawingml/2006/picture">
+                  <pic:nvPicPr>
+                    <pic:cNvPr id="1" name=""/>
+                    <pic:cNvPicPr/>
+                  </pic:nvPicPr>
+                  <pic:blipFill>
+                    <a:blip r:embed="rId11"/>
+                    <a:stretch>
+                      <a:fillRect/>
+                    </a:stretch>
+                  </pic:blipFill>
+                  <pic:spPr>
+                    <a:xfrm>
+                      <a:off x="0" y="0"/>
+                      <a:ext cx="1417443" cy="1554615"/>
+                    </a:xfrm>
+                    <a:prstGeom prst="rect">
+                      <a:avLst/>
+                    </a:prstGeom>
+                  </pic:spPr>
+                </pic:pic>
+              </a:graphicData>
+            </a:graphic>
+          </wp:inline>
+        </w:drawing>
+      </w:r>
+    </w:p>
+    <w:p>
+      <w:r>
+        <w:lastRenderedPageBreak/>
+        <w:drawing>
+          <wp:inline distT="0" distB="0" distL="0" distR="0" wp14:anchorId="1B25F1BF" wp14:editId="64705BB8">
+            <wp:extent cx="5940425" cy="4590415"/>
+            <wp:effectExtent l="0" t="0" r="3175" b="635"/>
+            <wp:docPr id="16" name="Рисунок 16"/>
+            <wp:cNvGraphicFramePr>
+              <a:graphicFrameLocks xmlns:a="http://schemas.openxmlformats.org/drawingml/2006/main" noChangeAspect="1"/>
+            </wp:cNvGraphicFramePr>
+            <a:graphic xmlns:a="http://schemas.openxmlformats.org/drawingml/2006/main">
+              <a:graphicData uri="http://schemas.openxmlformats.org/drawingml/2006/picture">
+                <pic:pic xmlns:pic="http://schemas.openxmlformats.org/drawingml/2006/picture">
+                  <pic:nvPicPr>
+                    <pic:cNvPr id="1" name=""/>
+                    <pic:cNvPicPr/>
+                  </pic:nvPicPr>
+                  <pic:blipFill>
+                    <a:blip r:embed="rId12"/>
+                    <a:stretch>
+                      <a:fillRect/>
+                    </a:stretch>
+                  </pic:blipFill>
+                  <pic:spPr>
+                    <a:xfrm>
+                      <a:off x="0" y="0"/>
+                      <a:ext cx="5940425" cy="4590415"/>
+                    </a:xfrm>
+                    <a:prstGeom prst="rect">
+                      <a:avLst/>
+                    </a:prstGeom>
+                  </pic:spPr>
+                </pic:pic>
+              </a:graphicData>
+            </a:graphic>
+          </wp:inline>
+        </w:drawing>
+      </w:r>
+    </w:p>
+    <w:p>
+      <w:r>
+        <w:drawing>
+          <wp:inline distT="0" distB="0" distL="0" distR="0" wp14:anchorId="3CFBF012" wp14:editId="2835C539">
+            <wp:extent cx="1432684" cy="1539373"/>
+            <wp:effectExtent l="0" t="0" r="0" b="3810"/>
+            <wp:docPr id="17" name="Рисунок 17"/>
+            <wp:cNvGraphicFramePr>
+              <a:graphicFrameLocks xmlns:a="http://schemas.openxmlformats.org/drawingml/2006/main" noChangeAspect="1"/>
+            </wp:cNvGraphicFramePr>
+            <a:graphic xmlns:a="http://schemas.openxmlformats.org/drawingml/2006/main">
+              <a:graphicData uri="http://schemas.openxmlformats.org/drawingml/2006/picture">
+                <pic:pic xmlns:pic="http://schemas.openxmlformats.org/drawingml/2006/picture">
+                  <pic:nvPicPr>
+                    <pic:cNvPr id="1" name=""/>
+                    <pic:cNvPicPr/>
+                  </pic:nvPicPr>
+                  <pic:blipFill>
+                    <a:blip r:embed="rId13"/>
+                    <a:stretch>
+                      <a:fillRect/>
+                    </a:stretch>
+                  </pic:blipFill>
+                  <pic:spPr>
+                    <a:xfrm>
+                      <a:off x="0" y="0"/>
+                      <a:ext cx="1432684" cy="1539373"/>
+                    </a:xfrm>
+                    <a:prstGeom prst="rect">
+                      <a:avLst/>
+                    </a:prstGeom>
+                  </pic:spPr>
+                </pic:pic>
+              </a:graphicData>
+            </a:graphic>
+          </wp:inline>
+        </w:drawing>
+      </w:r>
+    </w:p>
+    <w:p>
+      <w:r>
+        <w:lastRenderedPageBreak/>
+        <w:drawing>
+          <wp:inline distT="0" distB="0" distL="0" distR="0" wp14:anchorId="098197E3" wp14:editId="73798868">
+            <wp:extent cx="5940425" cy="4514215"/>
+            <wp:effectExtent l="0" t="0" r="3175" b="635"/>
+            <wp:docPr id="18" name="Рисунок 18"/>
+            <wp:cNvGraphicFramePr>
+              <a:graphicFrameLocks xmlns:a="http://schemas.openxmlformats.org/drawingml/2006/main" noChangeAspect="1"/>
+            </wp:cNvGraphicFramePr>
+            <a:graphic xmlns:a="http://schemas.openxmlformats.org/drawingml/2006/main">
+              <a:graphicData uri="http://schemas.openxmlformats.org/drawingml/2006/picture">
+                <pic:pic xmlns:pic="http://schemas.openxmlformats.org/drawingml/2006/picture">
+                  <pic:nvPicPr>
+                    <pic:cNvPr id="1" name=""/>
+                    <pic:cNvPicPr/>
+                  </pic:nvPicPr>
+                  <pic:blipFill>
+                    <a:blip r:embed="rId14"/>
+                    <a:stretch>
+                      <a:fillRect/>
+                    </a:stretch>
+                  </pic:blipFill>
+                  <pic:spPr>
+                    <a:xfrm>
+                      <a:off x="0" y="0"/>
+                      <a:ext cx="5940425" cy="4514215"/>
+                    </a:xfrm>
+                    <a:prstGeom prst="rect">
+                      <a:avLst/>
+                    </a:prstGeom>
+                  </pic:spPr>
+                </pic:pic>
+              </a:graphicData>
+            </a:graphic>
+          </wp:inline>
+        </w:drawing>
+      </w:r>
+    </w:p>
+    <w:p>
+      <w:r>
+        <w:drawing>
+          <wp:inline distT="0" distB="0" distL="0" distR="0" wp14:anchorId="54F5968A" wp14:editId="6C9D1927">
+            <wp:extent cx="1425063" cy="1539373"/>
+            <wp:effectExtent l="0" t="0" r="3810" b="3810"/>
+            <wp:docPr id="19" name="Рисунок 19"/>
+            <wp:cNvGraphicFramePr>
+              <a:graphicFrameLocks xmlns:a="http://schemas.openxmlformats.org/drawingml/2006/main" noChangeAspect="1"/>
+            </wp:cNvGraphicFramePr>
+            <a:graphic xmlns:a="http://schemas.openxmlformats.org/drawingml/2006/main">
+              <a:graphicData uri="http://schemas.openxmlformats.org/drawingml/2006/picture">
+                <pic:pic xmlns:pic="http://schemas.openxmlformats.org/drawingml/2006/picture">
+                  <pic:nvPicPr>
+                    <pic:cNvPr id="1" name=""/>
+                    <pic:cNvPicPr/>
+                  </pic:nvPicPr>
+                  <pic:blipFill>
+                    <a:blip r:embed="rId15"/>
+                    <a:stretch>
+                      <a:fillRect/>
+                    </a:stretch>
+                  </pic:blipFill>
+                  <pic:spPr>
+                    <a:xfrm>
+                      <a:off x="0" y="0"/>
+                      <a:ext cx="1425063" cy="1539373"/>
+                    </a:xfrm>
+                    <a:prstGeom prst="rect">
+                      <a:avLst/>
+                    </a:prstGeom>
+                  </pic:spPr>
+                </pic:pic>
+              </a:graphicData>
+            </a:graphic>
+          </wp:inline>
+        </w:drawing>
+      </w:r>
+    </w:p>
+    <w:p>
+      <w:r>
+        <w:lastRenderedPageBreak/>
+        <w:drawing>
+          <wp:inline distT="0" distB="0" distL="0" distR="0" wp14:anchorId="7DE24EB2" wp14:editId="063A0383">
+            <wp:extent cx="5940425" cy="4578350"/>
+            <wp:effectExtent l="0" t="0" r="3175" b="0"/>
+            <wp:docPr id="20" name="Рисунок 20"/>
+            <wp:cNvGraphicFramePr>
+              <a:graphicFrameLocks xmlns:a="http://schemas.openxmlformats.org/drawingml/2006/main" noChangeAspect="1"/>
+            </wp:cNvGraphicFramePr>
+            <a:graphic xmlns:a="http://schemas.openxmlformats.org/drawingml/2006/main">
+              <a:graphicData uri="http://schemas.openxmlformats.org/drawingml/2006/picture">
+                <pic:pic xmlns:pic="http://schemas.openxmlformats.org/drawingml/2006/picture">
+                  <pic:nvPicPr>
+                    <pic:cNvPr id="1" name=""/>
+                    <pic:cNvPicPr/>
+                  </pic:nvPicPr>
+                  <pic:blipFill>
+                    <a:blip r:embed="rId16"/>
+                    <a:stretch>
+                      <a:fillRect/>
+                    </a:stretch>
+                  </pic:blipFill>
+                  <pic:spPr>
+                    <a:xfrm>
+                      <a:off x="0" y="0"/>
+                      <a:ext cx="5940425" cy="4578350"/>
+                    </a:xfrm>
+                    <a:prstGeom prst="rect">
+                      <a:avLst/>
+                    </a:prstGeom>
+                  </pic:spPr>
+                </pic:pic>
+              </a:graphicData>
+            </a:graphic>
+          </wp:inline>
+        </w:drawing>
+      </w:r>
+    </w:p>
+    <w:p>
+      <w:r>
+        <w:drawing>
+          <wp:inline distT="0" distB="0" distL="0" distR="0" wp14:anchorId="703626FE" wp14:editId="6882CD9E">
+            <wp:extent cx="1440305" cy="1539373"/>
+            <wp:effectExtent l="0" t="0" r="7620" b="3810"/>
+            <wp:docPr id="21" name="Рисунок 21"/>
+            <wp:cNvGraphicFramePr>
+              <a:graphicFrameLocks xmlns:a="http://schemas.openxmlformats.org/drawingml/2006/main" noChangeAspect="1"/>
+            </wp:cNvGraphicFramePr>
+            <a:graphic xmlns:a="http://schemas.openxmlformats.org/drawingml/2006/main">
+              <a:graphicData uri="http://schemas.openxmlformats.org/drawingml/2006/picture">
+                <pic:pic xmlns:pic="http://schemas.openxmlformats.org/drawingml/2006/picture">
+                  <pic:nvPicPr>
+                    <pic:cNvPr id="1" name=""/>
+                    <pic:cNvPicPr/>
+                  </pic:nvPicPr>
+                  <pic:blipFill>
+                    <a:blip r:embed="rId17"/>
+                    <a:stretch>
+                      <a:fillRect/>
+                    </a:stretch>
+                  </pic:blipFill>
+                  <pic:spPr>
+                    <a:xfrm>
+                      <a:off x="0" y="0"/>
+                      <a:ext cx="1440305" cy="1539373"/>
+                    </a:xfrm>
+                    <a:prstGeom prst="rect">
+                      <a:avLst/>
+                    </a:prstGeom>
+                  </pic:spPr>
+                </pic:pic>
+              </a:graphicData>
+            </a:graphic>
+          </wp:inline>
+        </w:drawing>
+      </w:r>
+    </w:p>
+    <w:p>
+      <w:r>
+        <w:t>Самые популярные товары на каждой точке</w:t>
+      </w:r>
+    </w:p>
+    <w:p>
+      <w:r>
+        <w:drawing>
+          <wp:inline distT="0" distB="0" distL="0" distR="0" wp14:anchorId="79253118" wp14:editId="22D96D57">
+            <wp:extent cx="1958510" cy="152413"/>
+            <wp:effectExtent l="0" t="0" r="3810" b="0"/>
+            <wp:docPr id="9" name="Рисунок 9"/>
+            <wp:cNvGraphicFramePr>
+              <a:graphicFrameLocks xmlns:a="http://schemas.openxmlformats.org/drawingml/2006/main" noChangeAspect="1"/>
+            </wp:cNvGraphicFramePr>
+            <a:graphic xmlns:a="http://schemas.openxmlformats.org/drawingml/2006/main">
+              <a:graphicData uri="http://schemas.openxmlformats.org/drawingml/2006/picture">
+                <pic:pic xmlns:pic="http://schemas.openxmlformats.org/drawingml/2006/picture">
+                  <pic:nvPicPr>
+                    <pic:cNvPr id="1" name=""/>
+                    <pic:cNvPicPr/>
+                  </pic:nvPicPr>
+                  <pic:blipFill>
+                    <a:blip r:embed="rId18"/>
+                    <a:stretch>
+                      <a:fillRect/>
+                    </a:stretch>
+                  </pic:blipFill>
+                  <pic:spPr>
+                    <a:xfrm>
+                      <a:off x="0" y="0"/>
+                      <a:ext cx="1958510" cy="152413"/>
+                    </a:xfrm>
+                    <a:prstGeom prst="rect">
+                      <a:avLst/>
+                    </a:prstGeom>
+                  </pic:spPr>
+                </pic:pic>
+              </a:graphicData>
+            </a:graphic>
+          </wp:inline>
+        </w:drawing>
+      </w:r>
+    </w:p>
+    <w:p>
+      <w:pPr>
+        <w:rPr>
+          <w:noProof/>
+        </w:rPr>
+      </w:pPr>
+      <w:r>
+        <w:rPr>
+          <w:noProof/>
+        </w:rPr>
+        <w:t>Прогноз продаж на завтра</w:t>
+      </w:r>
+    </w:p>
+    <w:p>
+      <w:r>
+        <w:rPr>
+          <w:noProof/>
+        </w:rPr>
+        <w:lastRenderedPageBreak/>
+        <w:drawing>
+          <wp:inline distT="0" distB="0" distL="0" distR="0" wp14:anchorId="746CF815" wp14:editId="12FD102B">
+            <wp:extent cx="5585460" cy="5054915"/>
+            <wp:effectExtent l="0" t="0" r="0" b="0"/>
+            <wp:docPr id="5" name="Рисунок 5"/>
+            <wp:cNvGraphicFramePr>
+              <a:graphicFrameLocks xmlns:a="http://schemas.openxmlformats.org/drawingml/2006/main" noChangeAspect="1"/>
+            </wp:cNvGraphicFramePr>
+            <a:graphic xmlns:a="http://schemas.openxmlformats.org/drawingml/2006/main">
+              <a:graphicData uri="http://schemas.openxmlformats.org/drawingml/2006/picture">
+                <pic:pic xmlns:pic="http://schemas.openxmlformats.org/drawingml/2006/picture">
+                  <pic:nvPicPr>
+                    <pic:cNvPr id="1" name=""/>
+                    <pic:cNvPicPr/>
+                  </pic:nvPicPr>
+                  <pic:blipFill rotWithShape="1">
+                    <a:blip r:embed="rId19"/>
+                    <a:srcRect l="19755" t="7526" r="31630" b="14253"/>
+                    <a:stretch/>
+                  </pic:blipFill>
+                  <pic:spPr bwMode="auto">
+                    <a:xfrm>
+                      <a:off x="0" y="0"/>
+                      <a:ext cx="5595351" cy="5063867"/>
+                    </a:xfrm>
+                    <a:prstGeom prst="rect">
+                      <a:avLst/>
+                    </a:prstGeom>
+                    <a:ln>
+                      <a:noFill/>
+                    </a:ln>
+                    <a:extLst>
+                      <a:ext uri="{53640926-AAD7-44D8-BBD7-CCE9431645EC}">
+                        <a14:shadowObscured xmlns:a14="http://schemas.microsoft.com/office/drawing/2010/main"/>
+                      </a:ext>
+                    </a:extLst>
+                  </pic:spPr>
+                </pic:pic>
+              </a:graphicData>
+            </a:graphic>
+          </wp:inline>
+        </w:drawing>
+      </w:r>
+    </w:p>
+    <w:p>
+      <w:r>
+        <w:drawing>
+          <wp:inline distT="0" distB="0" distL="0" distR="0" wp14:anchorId="57036ACD" wp14:editId="39252BC4">
+            <wp:extent cx="3002540" cy="1699407"/>
+            <wp:effectExtent l="0" t="0" r="7620" b="0"/>
+            <wp:docPr id="22" name="Рисунок 22"/>
+            <wp:cNvGraphicFramePr>
+              <a:graphicFrameLocks xmlns:a="http://schemas.openxmlformats.org/drawingml/2006/main" noChangeAspect="1"/>
+            </wp:cNvGraphicFramePr>
+            <a:graphic xmlns:a="http://schemas.openxmlformats.org/drawingml/2006/main">
+              <a:graphicData uri="http://schemas.openxmlformats.org/drawingml/2006/picture">
+                <pic:pic xmlns:pic="http://schemas.openxmlformats.org/drawingml/2006/picture">
+                  <pic:nvPicPr>
+                    <pic:cNvPr id="1" name=""/>
+                    <pic:cNvPicPr/>
+                  </pic:nvPicPr>
+                  <pic:blipFill>
+                    <a:blip r:embed="rId20"/>
+                    <a:stretch>
+                      <a:fillRect/>
+                    </a:stretch>
+                  </pic:blipFill>
+                  <pic:spPr>
+                    <a:xfrm>
+                      <a:off x="0" y="0"/>
+                      <a:ext cx="3002540" cy="1699407"/>
+                    </a:xfrm>
+                    <a:prstGeom prst="rect">
+                      <a:avLst/>
+                    </a:prstGeom>
+                  </pic:spPr>
+                </pic:pic>
+              </a:graphicData>
+            </a:graphic>
+          </wp:inline>
+        </w:drawing>
+      </w:r>
+    </w:p>
+    <w:p>
+      <w:r>
         <w:t>Топ-10 самых популярных товаров</w:t>
       </w:r>
     </w:p>
@@ -162,8 +756,10 @@
       </w:pPr>
       <w:r>
         <w:rPr>
+          <w:noProof/>
           <w:lang w:val="en-US"/>
         </w:rPr>
+        <w:lastRenderedPageBreak/>
         <w:drawing>
           <wp:inline distT="0" distB="0" distL="0" distR="0" wp14:anchorId="04E7DB61" wp14:editId="230FC192">
             <wp:extent cx="5551805" cy="3299460"/>
@@ -180,7 +776,7 @@
                     <pic:cNvPicPr/>
                   </pic:nvPicPr>
                   <pic:blipFill rotWithShape="1">
-                    <a:blip r:embed="rId7"/>
+                    <a:blip r:embed="rId21"/>
                     <a:srcRect b="2255"/>
                     <a:stretch/>
                   </pic:blipFill>
